--- a/Documentacion/pruebas/Actividad módulo 2_Plan de pruebas.docx
+++ b/Documentacion/pruebas/Actividad módulo 2_Plan de pruebas.docx
@@ -136,7 +136,7 @@
           <w:sz w:val="22"/>
           <w:szCs w:val="22"/>
         </w:rPr>
-        <w:t xml:space="preserve">Versión 1.0 — 18 de octubre de 2026</w:t>
+        <w:t>Versión 1.2 — 22 de octubre de 2026</w:t>
       </w:r>
     </w:p>
     <w:p>
@@ -484,6 +484,210 @@
           </w:p>
         </w:tc>
       </w:tr>
+      <w:tr>
+        <w:tc>
+          <w:tcPr>
+            <w:tcW w:type="dxa" w:w="1800"/>
+            <w:tcMar>
+              <w:top w:type="dxa" w:w="60"/>
+              <w:left w:type="dxa" w:w="90"/>
+              <w:bottom w:type="dxa" w:w="60"/>
+              <w:right w:type="dxa" w:w="90"/>
+            </w:tcMar>
+          </w:tcPr>
+          <w:p>
+            <w:pPr>
+              <w:spacing w:after="0"/>
+            </w:pPr>
+            <w:r>
+              <w:rPr>
+                <w:b w:val="false"/>
+                <w:bCs w:val="false"/>
+                <w:sz w:val="18"/>
+                <w:szCs w:val="18"/>
+              </w:rPr>
+              <w:t>22/10/2026</w:t>
+            </w:r>
+          </w:p>
+        </w:tc>
+        <w:tc>
+          <w:tcPr>
+            <w:tcW w:type="dxa" w:w="1200"/>
+            <w:tcMar>
+              <w:top w:type="dxa" w:w="60"/>
+              <w:left w:type="dxa" w:w="90"/>
+              <w:bottom w:type="dxa" w:w="60"/>
+              <w:right w:type="dxa" w:w="90"/>
+            </w:tcMar>
+          </w:tcPr>
+          <w:p>
+            <w:pPr>
+              <w:spacing w:after="0"/>
+            </w:pPr>
+            <w:r>
+              <w:rPr>
+                <w:b w:val="false"/>
+                <w:bCs w:val="false"/>
+                <w:sz w:val="18"/>
+                <w:szCs w:val="18"/>
+              </w:rPr>
+              <w:t>1.1</w:t>
+            </w:r>
+          </w:p>
+        </w:tc>
+        <w:tc>
+          <w:tcPr>
+            <w:tcW w:type="dxa" w:w="4360"/>
+            <w:tcMar>
+              <w:top w:type="dxa" w:w="60"/>
+              <w:left w:type="dxa" w:w="90"/>
+              <w:bottom w:type="dxa" w:w="60"/>
+              <w:right w:type="dxa" w:w="90"/>
+            </w:tcMar>
+          </w:tcPr>
+          <w:p>
+            <w:pPr>
+              <w:spacing w:after="0"/>
+            </w:pPr>
+            <w:r>
+              <w:rPr>
+                <w:b w:val="false"/>
+                <w:bCs w:val="false"/>
+                <w:sz w:val="18"/>
+                <w:szCs w:val="18"/>
+              </w:rPr>
+              <w:t>Decisión sobre RF09: el paciente no inicia sesión y los roles con sesión son auxiliar y odontólogo. Correcciones de la validación del plan: casos de 45 y 90 minutos (RF04), límite entre jornadas (RF05), enlace de gestión inválido y horario ocupado al reprogramar (RF06), cita activa en el registro manual (RF08), RNF01 incluido, RNF05 justificado fuera del alcance, exposición de datos de pacientes (RNF03), criterio de salida por prioridad y ambiente Docker del backend.</w:t>
+            </w:r>
+          </w:p>
+        </w:tc>
+        <w:tc>
+          <w:tcPr>
+            <w:tcW w:type="dxa" w:w="2000"/>
+            <w:tcMar>
+              <w:top w:type="dxa" w:w="60"/>
+              <w:left w:type="dxa" w:w="90"/>
+              <w:bottom w:type="dxa" w:w="60"/>
+              <w:right w:type="dxa" w:w="90"/>
+            </w:tcMar>
+          </w:tcPr>
+          <w:p>
+            <w:pPr>
+              <w:spacing w:after="0"/>
+            </w:pPr>
+            <w:r>
+              <w:rPr>
+                <w:b w:val="false"/>
+                <w:bCs w:val="false"/>
+                <w:sz w:val="18"/>
+                <w:szCs w:val="18"/>
+              </w:rPr>
+              <w:t>Yenderson Josué Rangel Martínez</w:t>
+            </w:r>
+          </w:p>
+        </w:tc>
+      </w:tr>
+      <w:tr>
+        <w:tc>
+          <w:tcPr>
+            <w:tcW w:type="dxa" w:w="1800"/>
+            <w:tcMar>
+              <w:top w:type="dxa" w:w="60"/>
+              <w:left w:type="dxa" w:w="90"/>
+              <w:bottom w:type="dxa" w:w="60"/>
+              <w:right w:type="dxa" w:w="90"/>
+            </w:tcMar>
+          </w:tcPr>
+          <w:p>
+            <w:pPr>
+              <w:spacing w:after="0"/>
+            </w:pPr>
+            <w:r>
+              <w:rPr>
+                <w:b w:val="false"/>
+                <w:bCs w:val="false"/>
+                <w:sz w:val="18"/>
+                <w:szCs w:val="18"/>
+              </w:rPr>
+              <w:t>22/10/2026</w:t>
+            </w:r>
+          </w:p>
+        </w:tc>
+        <w:tc>
+          <w:tcPr>
+            <w:tcW w:type="dxa" w:w="1200"/>
+            <w:tcMar>
+              <w:top w:type="dxa" w:w="60"/>
+              <w:left w:type="dxa" w:w="90"/>
+              <w:bottom w:type="dxa" w:w="60"/>
+              <w:right w:type="dxa" w:w="90"/>
+            </w:tcMar>
+          </w:tcPr>
+          <w:p>
+            <w:pPr>
+              <w:spacing w:after="0"/>
+            </w:pPr>
+            <w:r>
+              <w:rPr>
+                <w:b w:val="false"/>
+                <w:bCs w:val="false"/>
+                <w:sz w:val="18"/>
+                <w:szCs w:val="18"/>
+              </w:rPr>
+              <w:t>1.2</w:t>
+            </w:r>
+          </w:p>
+        </w:tc>
+        <w:tc>
+          <w:tcPr>
+            <w:tcW w:type="dxa" w:w="4360"/>
+            <w:tcMar>
+              <w:top w:type="dxa" w:w="60"/>
+              <w:left w:type="dxa" w:w="90"/>
+              <w:bottom w:type="dxa" w:w="60"/>
+              <w:right w:type="dxa" w:w="90"/>
+            </w:tcMar>
+          </w:tcPr>
+          <w:p>
+            <w:pPr>
+              <w:spacing w:after="0"/>
+            </w:pPr>
+            <w:r>
+              <w:rPr>
+                <w:b w:val="false"/>
+                <w:bCs w:val="false"/>
+                <w:sz w:val="18"/>
+                <w:szCs w:val="18"/>
+              </w:rPr>
+              <w:t>Reglas de recordatorio decididas por el equipo: si la hora del recordatorio ya pasó al agendar, se envía en ese momento (nuevo CP-RF05-06), y un envío fallido se reintenta hasta 3 veces con 5 minutos entre intentos (CP-RF05-04).</w:t>
+            </w:r>
+          </w:p>
+        </w:tc>
+        <w:tc>
+          <w:tcPr>
+            <w:tcW w:type="dxa" w:w="2000"/>
+            <w:tcMar>
+              <w:top w:type="dxa" w:w="60"/>
+              <w:left w:type="dxa" w:w="90"/>
+              <w:bottom w:type="dxa" w:w="60"/>
+              <w:right w:type="dxa" w:w="90"/>
+            </w:tcMar>
+          </w:tcPr>
+          <w:p>
+            <w:pPr>
+              <w:spacing w:after="0"/>
+            </w:pPr>
+            <w:r>
+              <w:rPr>
+                <w:b w:val="false"/>
+                <w:bCs w:val="false"/>
+                <w:sz w:val="18"/>
+                <w:szCs w:val="18"/>
+              </w:rPr>
+              <w:t>Yenderson Josué Rangel Martínez</w:t>
+            </w:r>
+          </w:p>
+        </w:tc>
+      </w:tr>
     </w:tbl>
     <w:p>
       <w:pPr>
@@ -515,7 +719,7 @@
         <w:spacing w:after="120" w:before="0"/>
       </w:pPr>
       <w:r>
-        <w:t xml:space="preserve">El sistema es una aplicación web para el Centro Odontológico Villadent que permite al paciente consultar la disponibilidad de los odontólogos y agendar su cita en línea, enviar recordatorios automáticos por WhatsApp, recibir la confirmación, cancelación o reprogramación del paciente, y centralizar la agenda del personal administrativo junto con reportes de atención. El acceso está separado por rol: paciente, auxiliar y odontólogo.</w:t>
+        <w:t>El sistema es una aplicación web para el Centro Odontológico Villadent que permite al paciente consultar la disponibilidad de los odontólogos y agendar su cita en línea, enviar recordatorios automáticos por WhatsApp, recibir la confirmación, cancelación o reprogramación del paciente, y centralizar la agenda del personal administrativo junto con reportes de atención. El paciente no inicia sesión: agenda desde la web pública y gestiona su cita con el enlace personal que recibe en el recordatorio. El personal accede con su propio usuario, separado por rol: auxiliar y odontólogo.</w:t>
       </w:r>
     </w:p>
     <w:p>
@@ -545,7 +749,7 @@
         <w:spacing w:after="70"/>
       </w:pPr>
       <w:r>
-        <w:t xml:space="preserve">Documento del proyecto «Centro Odontológico Villadent», con los requisitos funcionales RF01–RF10 y los requisitos no funcionales RNF01–RNF04.</w:t>
+        <w:t>Documento del proyecto «Centro Odontológico Villadent», con los requisitos funcionales RF01–RF10 y los requisitos no funcionales RNF01–RNF05.</w:t>
       </w:r>
     </w:p>
     <w:p>
@@ -944,7 +1148,7 @@
                 <w:sz w:val="18"/>
                 <w:szCs w:val="18"/>
               </w:rPr>
-              <w:t xml:space="preserve">Esquema de odontólogos, procedimientos, pacientes y citas; cifrado de contraseñas y restricciones de unicidad.</w:t>
+              <w:t>Esquema de odontólogos, procedimientos, pacientes y citas; contraseñas almacenadas como hash y restricciones de unicidad.</w:t>
             </w:r>
           </w:p>
         </w:tc>
@@ -1109,7 +1313,7 @@
         <w:spacing w:after="70"/>
       </w:pPr>
       <w:r>
-        <w:t xml:space="preserve">Requisitos no funcionales: RNF02 (agendamiento en máximo 3 pasos), RNF03 (confidencialidad de datos) y RNF04 (respuesta inferior a 2 segundos con hasta 15 atenciones diarias).</w:t>
+        <w:t>Requisitos no funcionales: RNF01 (operación con la infraestructura existente de la clínica), RNF02 (agendamiento en máximo 3 pasos), RNF03 (confidencialidad de datos) y RNF04 (respuesta inferior a 2 segundos con hasta 15 atenciones diarias).</w:t>
       </w:r>
     </w:p>
     <w:p>
@@ -1171,6 +1375,19 @@
       </w:pPr>
       <w:r>
         <w:t xml:space="preserve">El funcionamiento interno de la plataforma de WhatsApp y de los servicios de hosting (Vercel, Render, Neon).</w:t>
+      </w:r>
+    </w:p>
+    <w:p>
+      <w:pPr>
+        <w:pStyle w:val="ListParagraph"/>
+        <w:numPr>
+          <w:ilvl w:val="0"/>
+          <w:numId w:val="1"/>
+        </w:numPr>
+        <w:spacing w:after="70"/>
+      </w:pPr>
+      <w:r>
+        <w:t>RNF05 (arquitectura cliente-servidor y despliegue en Vercel, Render y Neon) como caso de prueba: es una restricción de diseño que se verifica con la revisión del despliegue al cierre de cada ciclo.</w:t>
       </w:r>
     </w:p>
     <w:p>
@@ -2955,7 +3172,7 @@
         <w:spacing w:after="70"/>
       </w:pPr>
       <w:r>
-        <w:t xml:space="preserve">De seguridad: verifican autenticación, control de acceso por rol y cifrado de contraseñas (RNF03).</w:t>
+        <w:t>De seguridad: verifican autenticación, control de acceso por rol, el enlace personal de gestión de la cita, que la consulta pública no exponga datos de pacientes y el almacenamiento de contraseñas como hash (RNF03).</w:t>
       </w:r>
     </w:p>
     <w:p>
@@ -2990,7 +3207,7 @@
         <w:spacing w:after="70"/>
       </w:pPr>
       <w:r>
-        <w:t xml:space="preserve">Valores límite: longitud del teléfono (9, 10 y 11 dígitos) y duración de los procedimientos (30 y 60 minutos).</w:t>
+        <w:t>Valores límite: longitud del teléfono (9, 10 y 11 dígitos), duración de los procedimientos (30, 45, 60 y 90 minutos) y jornada de la cita para el recordatorio (última franja de la mañana y primera de la tarde).</w:t>
       </w:r>
     </w:p>
     <w:p>
@@ -3230,7 +3447,7 @@
                 <w:sz w:val="18"/>
                 <w:szCs w:val="18"/>
               </w:rPr>
-              <w:t xml:space="preserve">Se ejecutó el 100 % de los casos críticos, al menos el 95 % resultó aprobado, no quedan defectos críticos ni altos abiertos y la cobertura de código es igual o superior al 70 %.</w:t>
+              <w:t>Se ejecutó el 100 % de los casos críticos (los de requisitos de prioridad Alta), al menos el 95 % resultó aprobado, no quedan defectos críticos ni altos abiertos y la cobertura de código es igual o superior al 70 %.</w:t>
             </w:r>
           </w:p>
         </w:tc>
@@ -3742,7 +3959,7 @@
         <w:spacing w:after="70"/>
       </w:pPr>
       <w:r>
-        <w:t xml:space="preserve">Ambiente local reproducible con Docker Compose para el frontend, de modo que las pruebas no dependan de la instalación de cada equipo.</w:t>
+        <w:t>Ambiente local reproducible con Docker Compose para el frontend y para el backend con PostgreSQL, de modo que las pruebas no dependan de la instalación de cada equipo.</w:t>
       </w:r>
     </w:p>
     <w:p>
@@ -3803,7 +4020,7 @@
         <w:spacing w:after="70"/>
       </w:pPr>
       <w:r>
-        <w:t xml:space="preserve">Un usuario de prueba por rol (paciente, auxiliar y odontólogo) con credenciales de demostración definidas en el README del repositorio.</w:t>
+        <w:t>Un usuario de prueba por rol del personal (auxiliar y odontólogo) con credenciales de demostración definidas en el README del repositorio. Los pacientes de prueba no tienen usuario: se identifican por su teléfono.</w:t>
       </w:r>
     </w:p>
     <w:p>
@@ -3829,7 +4046,7 @@
         <w:spacing w:after="70"/>
       </w:pPr>
       <w:r>
-        <w:t xml:space="preserve">Datos inválidos deliberados: teléfono vacío, de 9 dígitos, de 10 que no empiece por 3 y con letras; fechas con rango invertido.</w:t>
+        <w:t>Datos inválidos deliberados: teléfono vacío, de 9 y de 11 dígitos, de 10 que no empiece por 3 y con letras; enlaces de gestión de cita alterados; fechas con rango invertido.</w:t>
       </w:r>
     </w:p>
     <w:p>
@@ -4838,7 +5055,7 @@
         <w:spacing w:after="70"/>
       </w:pPr>
       <w:r>
-        <w:t xml:space="preserve">35 casos de prueba: 32 funcionales y 3 no funcionales, con al menos 15 casos negativos.</w:t>
+        <w:t>44 casos de prueba: 39 funcionales y 5 no funcionales, con al menos 15 casos negativos.</w:t>
       </w:r>
     </w:p>
     <w:p>
@@ -6214,7 +6431,7 @@
                 <w:sz w:val="18"/>
                 <w:szCs w:val="18"/>
               </w:rPr>
-              <w:t xml:space="preserve">Ingresar un celular de 9 dígitos, o de 10 que no empiece por 3.</w:t>
+              <w:t>Ingresar un celular de 9 dígitos, uno de 11, uno con letras como 300abc4567, o uno de 10 que no empiece por 3.</w:t>
             </w:r>
           </w:p>
         </w:tc>
@@ -6239,7 +6456,7 @@
                 <w:sz w:val="18"/>
                 <w:szCs w:val="18"/>
               </w:rPr>
-              <w:t xml:space="preserve">Se muestra «El celular debe tener 10 dígitos» o «Escribe un celular colombiano válido (empieza por 3)» y no se guarda.</w:t>
+              <w:t>En los tres primeros se muestra «El celular debe tener 10 dígitos» (las letras se descartan); en el último, «Escribe un celular colombiano válido (empieza por 3)». En ningún caso se guarda.</w:t>
             </w:r>
           </w:p>
         </w:tc>
@@ -7451,6 +7668,310 @@
           </w:p>
         </w:tc>
       </w:tr>
+      <w:tr>
+        <w:tc>
+          <w:tcPr>
+            <w:tcW w:type="dxa" w:w="1150"/>
+            <w:tcMar>
+              <w:top w:type="dxa" w:w="60"/>
+              <w:left w:type="dxa" w:w="90"/>
+              <w:bottom w:type="dxa" w:w="60"/>
+              <w:right w:type="dxa" w:w="90"/>
+            </w:tcMar>
+          </w:tcPr>
+          <w:p>
+            <w:pPr>
+              <w:spacing w:after="0"/>
+            </w:pPr>
+            <w:r>
+              <w:rPr>
+                <w:b w:val="false"/>
+                <w:bCs w:val="false"/>
+                <w:sz w:val="18"/>
+                <w:szCs w:val="18"/>
+              </w:rPr>
+              <w:t>CP-RF04-04</w:t>
+            </w:r>
+          </w:p>
+        </w:tc>
+        <w:tc>
+          <w:tcPr>
+            <w:tcW w:type="dxa" w:w="1750"/>
+            <w:tcMar>
+              <w:top w:type="dxa" w:w="60"/>
+              <w:left w:type="dxa" w:w="90"/>
+              <w:bottom w:type="dxa" w:w="60"/>
+              <w:right w:type="dxa" w:w="90"/>
+            </w:tcMar>
+          </w:tcPr>
+          <w:p>
+            <w:pPr>
+              <w:spacing w:after="0"/>
+            </w:pPr>
+            <w:r>
+              <w:rPr>
+                <w:b w:val="false"/>
+                <w:bCs w:val="false"/>
+                <w:sz w:val="18"/>
+                <w:szCs w:val="18"/>
+              </w:rPr>
+              <w:t>Bloquear 45 minutos para una calza</w:t>
+            </w:r>
+          </w:p>
+        </w:tc>
+        <w:tc>
+          <w:tcPr>
+            <w:tcW w:type="dxa" w:w="1750"/>
+            <w:tcMar>
+              <w:top w:type="dxa" w:w="60"/>
+              <w:left w:type="dxa" w:w="90"/>
+              <w:bottom w:type="dxa" w:w="60"/>
+              <w:right w:type="dxa" w:w="90"/>
+            </w:tcMar>
+          </w:tcPr>
+          <w:p>
+            <w:pPr>
+              <w:spacing w:after="0"/>
+            </w:pPr>
+            <w:r>
+              <w:rPr>
+                <w:b w:val="false"/>
+                <w:bCs w:val="false"/>
+                <w:sz w:val="18"/>
+                <w:szCs w:val="18"/>
+              </w:rPr>
+              <w:t>La calza (resina) está configurada con 45 minutos.</w:t>
+            </w:r>
+          </w:p>
+        </w:tc>
+        <w:tc>
+          <w:tcPr>
+            <w:tcW w:type="dxa" w:w="1800"/>
+            <w:tcMar>
+              <w:top w:type="dxa" w:w="60"/>
+              <w:left w:type="dxa" w:w="90"/>
+              <w:bottom w:type="dxa" w:w="60"/>
+              <w:right w:type="dxa" w:w="90"/>
+            </w:tcMar>
+          </w:tcPr>
+          <w:p>
+            <w:pPr>
+              <w:spacing w:after="0"/>
+            </w:pPr>
+            <w:r>
+              <w:rPr>
+                <w:b w:val="false"/>
+                <w:bCs w:val="false"/>
+                <w:sz w:val="18"/>
+                <w:szCs w:val="18"/>
+              </w:rPr>
+              <w:t>Agendar una calza a las 10:00.</w:t>
+            </w:r>
+          </w:p>
+        </w:tc>
+        <w:tc>
+          <w:tcPr>
+            <w:tcW w:type="dxa" w:w="1910"/>
+            <w:tcMar>
+              <w:top w:type="dxa" w:w="60"/>
+              <w:left w:type="dxa" w:w="90"/>
+              <w:bottom w:type="dxa" w:w="60"/>
+              <w:right w:type="dxa" w:w="90"/>
+            </w:tcMar>
+          </w:tcPr>
+          <w:p>
+            <w:pPr>
+              <w:spacing w:after="0"/>
+            </w:pPr>
+            <w:r>
+              <w:rPr>
+                <w:b w:val="false"/>
+                <w:bCs w:val="false"/>
+                <w:sz w:val="18"/>
+                <w:szCs w:val="18"/>
+              </w:rPr>
+              <w:t>La agenda queda bloqueada de 10:00 a 10:45 y la siguiente franja ofrecida es la de 11:00.</w:t>
+            </w:r>
+          </w:p>
+        </w:tc>
+        <w:tc>
+          <w:tcPr>
+            <w:tcW w:type="dxa" w:w="1000"/>
+            <w:tcMar>
+              <w:top w:type="dxa" w:w="60"/>
+              <w:left w:type="dxa" w:w="90"/>
+              <w:bottom w:type="dxa" w:w="60"/>
+              <w:right w:type="dxa" w:w="90"/>
+            </w:tcMar>
+          </w:tcPr>
+          <w:p>
+            <w:pPr>
+              <w:spacing w:after="0"/>
+            </w:pPr>
+            <w:r>
+              <w:rPr>
+                <w:b w:val="false"/>
+                <w:bCs w:val="false"/>
+                <w:sz w:val="18"/>
+                <w:szCs w:val="18"/>
+              </w:rPr>
+              <w:t>U, I</w:t>
+            </w:r>
+          </w:p>
+        </w:tc>
+      </w:tr>
+      <w:tr>
+        <w:tc>
+          <w:tcPr>
+            <w:tcW w:type="dxa" w:w="1150"/>
+            <w:tcMar>
+              <w:top w:type="dxa" w:w="60"/>
+              <w:left w:type="dxa" w:w="90"/>
+              <w:bottom w:type="dxa" w:w="60"/>
+              <w:right w:type="dxa" w:w="90"/>
+            </w:tcMar>
+          </w:tcPr>
+          <w:p>
+            <w:pPr>
+              <w:spacing w:after="0"/>
+            </w:pPr>
+            <w:r>
+              <w:rPr>
+                <w:b w:val="false"/>
+                <w:bCs w:val="false"/>
+                <w:sz w:val="18"/>
+                <w:szCs w:val="18"/>
+              </w:rPr>
+              <w:t>CP-RF04-05</w:t>
+            </w:r>
+          </w:p>
+        </w:tc>
+        <w:tc>
+          <w:tcPr>
+            <w:tcW w:type="dxa" w:w="1750"/>
+            <w:tcMar>
+              <w:top w:type="dxa" w:w="60"/>
+              <w:left w:type="dxa" w:w="90"/>
+              <w:bottom w:type="dxa" w:w="60"/>
+              <w:right w:type="dxa" w:w="90"/>
+            </w:tcMar>
+          </w:tcPr>
+          <w:p>
+            <w:pPr>
+              <w:spacing w:after="0"/>
+            </w:pPr>
+            <w:r>
+              <w:rPr>
+                <w:b w:val="false"/>
+                <w:bCs w:val="false"/>
+                <w:sz w:val="18"/>
+                <w:szCs w:val="18"/>
+              </w:rPr>
+              <w:t>Bloquear 90 minutos para instalar brackets</w:t>
+            </w:r>
+          </w:p>
+        </w:tc>
+        <w:tc>
+          <w:tcPr>
+            <w:tcW w:type="dxa" w:w="1750"/>
+            <w:tcMar>
+              <w:top w:type="dxa" w:w="60"/>
+              <w:left w:type="dxa" w:w="90"/>
+              <w:bottom w:type="dxa" w:w="60"/>
+              <w:right w:type="dxa" w:w="90"/>
+            </w:tcMar>
+          </w:tcPr>
+          <w:p>
+            <w:pPr>
+              <w:spacing w:after="0"/>
+            </w:pPr>
+            <w:r>
+              <w:rPr>
+                <w:b w:val="false"/>
+                <w:bCs w:val="false"/>
+                <w:sz w:val="18"/>
+                <w:szCs w:val="18"/>
+              </w:rPr>
+              <w:t>La instalación de brackets está configurada con 90 minutos.</w:t>
+            </w:r>
+          </w:p>
+        </w:tc>
+        <w:tc>
+          <w:tcPr>
+            <w:tcW w:type="dxa" w:w="1800"/>
+            <w:tcMar>
+              <w:top w:type="dxa" w:w="60"/>
+              <w:left w:type="dxa" w:w="90"/>
+              <w:bottom w:type="dxa" w:w="60"/>
+              <w:right w:type="dxa" w:w="90"/>
+            </w:tcMar>
+          </w:tcPr>
+          <w:p>
+            <w:pPr>
+              <w:spacing w:after="0"/>
+            </w:pPr>
+            <w:r>
+              <w:rPr>
+                <w:b w:val="false"/>
+                <w:bCs w:val="false"/>
+                <w:sz w:val="18"/>
+                <w:szCs w:val="18"/>
+              </w:rPr>
+              <w:t>Agendar una instalación de brackets a las 14:00.</w:t>
+            </w:r>
+          </w:p>
+        </w:tc>
+        <w:tc>
+          <w:tcPr>
+            <w:tcW w:type="dxa" w:w="1910"/>
+            <w:tcMar>
+              <w:top w:type="dxa" w:w="60"/>
+              <w:left w:type="dxa" w:w="90"/>
+              <w:bottom w:type="dxa" w:w="60"/>
+              <w:right w:type="dxa" w:w="90"/>
+            </w:tcMar>
+          </w:tcPr>
+          <w:p>
+            <w:pPr>
+              <w:spacing w:after="0"/>
+            </w:pPr>
+            <w:r>
+              <w:rPr>
+                <w:b w:val="false"/>
+                <w:bCs w:val="false"/>
+                <w:sz w:val="18"/>
+                <w:szCs w:val="18"/>
+              </w:rPr>
+              <w:t>La agenda queda bloqueada de 14:00 a 15:30.</w:t>
+            </w:r>
+          </w:p>
+        </w:tc>
+        <w:tc>
+          <w:tcPr>
+            <w:tcW w:type="dxa" w:w="1000"/>
+            <w:tcMar>
+              <w:top w:type="dxa" w:w="60"/>
+              <w:left w:type="dxa" w:w="90"/>
+              <w:bottom w:type="dxa" w:w="60"/>
+              <w:right w:type="dxa" w:w="90"/>
+            </w:tcMar>
+          </w:tcPr>
+          <w:p>
+            <w:pPr>
+              <w:spacing w:after="0"/>
+            </w:pPr>
+            <w:r>
+              <w:rPr>
+                <w:b w:val="false"/>
+                <w:bCs w:val="false"/>
+                <w:sz w:val="18"/>
+                <w:szCs w:val="18"/>
+              </w:rPr>
+              <w:t>U, I</w:t>
+            </w:r>
+          </w:p>
+        </w:tc>
+      </w:tr>
     </w:tbl>
     <w:p>
       <w:pPr>
@@ -8240,7 +8761,7 @@
                 <w:sz w:val="18"/>
                 <w:szCs w:val="18"/>
               </w:rPr>
-              <w:t xml:space="preserve">Se registra el fallo en el recordatorio y se reintenta el envío.</w:t>
+              <w:t>Se registra el fallo y se reintenta hasta 3 veces, con 5 minutos entre intentos; si los tres fallan, el recordatorio queda como Falló y la auxiliar lo ve en la agenda.</w:t>
             </w:r>
           </w:p>
         </w:tc>
@@ -8266,6 +8787,310 @@
                 <w:szCs w:val="18"/>
               </w:rPr>
               <w:t xml:space="preserve">I</w:t>
+            </w:r>
+          </w:p>
+        </w:tc>
+      </w:tr>
+      <w:tr>
+        <w:tc>
+          <w:tcPr>
+            <w:tcW w:type="dxa" w:w="1150"/>
+            <w:tcMar>
+              <w:top w:type="dxa" w:w="60"/>
+              <w:left w:type="dxa" w:w="90"/>
+              <w:bottom w:type="dxa" w:w="60"/>
+              <w:right w:type="dxa" w:w="90"/>
+            </w:tcMar>
+          </w:tcPr>
+          <w:p>
+            <w:pPr>
+              <w:spacing w:after="0"/>
+            </w:pPr>
+            <w:r>
+              <w:rPr>
+                <w:b w:val="false"/>
+                <w:bCs w:val="false"/>
+                <w:sz w:val="18"/>
+                <w:szCs w:val="18"/>
+              </w:rPr>
+              <w:t>CP-RF05-05</w:t>
+            </w:r>
+          </w:p>
+        </w:tc>
+        <w:tc>
+          <w:tcPr>
+            <w:tcW w:type="dxa" w:w="1750"/>
+            <w:tcMar>
+              <w:top w:type="dxa" w:w="60"/>
+              <w:left w:type="dxa" w:w="90"/>
+              <w:bottom w:type="dxa" w:w="60"/>
+              <w:right w:type="dxa" w:w="90"/>
+            </w:tcMar>
+          </w:tcPr>
+          <w:p>
+            <w:pPr>
+              <w:spacing w:after="0"/>
+            </w:pPr>
+            <w:r>
+              <w:rPr>
+                <w:b w:val="false"/>
+                <w:bCs w:val="false"/>
+                <w:sz w:val="18"/>
+                <w:szCs w:val="18"/>
+              </w:rPr>
+              <w:t>Clasificar la cita en el límite entre jornadas</w:t>
+            </w:r>
+          </w:p>
+        </w:tc>
+        <w:tc>
+          <w:tcPr>
+            <w:tcW w:type="dxa" w:w="1750"/>
+            <w:tcMar>
+              <w:top w:type="dxa" w:w="60"/>
+              <w:left w:type="dxa" w:w="90"/>
+              <w:bottom w:type="dxa" w:w="60"/>
+              <w:right w:type="dxa" w:w="90"/>
+            </w:tcMar>
+          </w:tcPr>
+          <w:p>
+            <w:pPr>
+              <w:spacing w:after="0"/>
+            </w:pPr>
+            <w:r>
+              <w:rPr>
+                <w:b w:val="false"/>
+                <w:bCs w:val="false"/>
+                <w:sz w:val="18"/>
+                <w:szCs w:val="18"/>
+              </w:rPr>
+              <w:t>Jornadas de 8:00 a 12:00 y de 14:00 a 18:00. Hay una cita a las 11:30 y otra a las 14:00 del mismo día.</w:t>
+            </w:r>
+          </w:p>
+        </w:tc>
+        <w:tc>
+          <w:tcPr>
+            <w:tcW w:type="dxa" w:w="1800"/>
+            <w:tcMar>
+              <w:top w:type="dxa" w:w="60"/>
+              <w:left w:type="dxa" w:w="90"/>
+              <w:bottom w:type="dxa" w:w="60"/>
+              <w:right w:type="dxa" w:w="90"/>
+            </w:tcMar>
+          </w:tcPr>
+          <w:p>
+            <w:pPr>
+              <w:spacing w:after="0"/>
+            </w:pPr>
+            <w:r>
+              <w:rPr>
+                <w:b w:val="false"/>
+                <w:bCs w:val="false"/>
+                <w:sz w:val="18"/>
+                <w:szCs w:val="18"/>
+              </w:rPr>
+              <w:t>Simular las 18:00 del día anterior y luego las 8:00 del día de las citas.</w:t>
+            </w:r>
+          </w:p>
+        </w:tc>
+        <w:tc>
+          <w:tcPr>
+            <w:tcW w:type="dxa" w:w="1910"/>
+            <w:tcMar>
+              <w:top w:type="dxa" w:w="60"/>
+              <w:left w:type="dxa" w:w="90"/>
+              <w:bottom w:type="dxa" w:w="60"/>
+              <w:right w:type="dxa" w:w="90"/>
+            </w:tcMar>
+          </w:tcPr>
+          <w:p>
+            <w:pPr>
+              <w:spacing w:after="0"/>
+            </w:pPr>
+            <w:r>
+              <w:rPr>
+                <w:b w:val="false"/>
+                <w:bCs w:val="false"/>
+                <w:sz w:val="18"/>
+                <w:szCs w:val="18"/>
+              </w:rPr>
+              <w:t>La cita de las 11:30 recibe el recordatorio a las 18:00 del día anterior y la de las 14:00 a las 8:00 del mismo día; ninguna lo recibe dos veces.</w:t>
+            </w:r>
+          </w:p>
+        </w:tc>
+        <w:tc>
+          <w:tcPr>
+            <w:tcW w:type="dxa" w:w="1000"/>
+            <w:tcMar>
+              <w:top w:type="dxa" w:w="60"/>
+              <w:left w:type="dxa" w:w="90"/>
+              <w:bottom w:type="dxa" w:w="60"/>
+              <w:right w:type="dxa" w:w="90"/>
+            </w:tcMar>
+          </w:tcPr>
+          <w:p>
+            <w:pPr>
+              <w:spacing w:after="0"/>
+            </w:pPr>
+            <w:r>
+              <w:rPr>
+                <w:b w:val="false"/>
+                <w:bCs w:val="false"/>
+                <w:sz w:val="18"/>
+                <w:szCs w:val="18"/>
+              </w:rPr>
+              <w:t>U</w:t>
+            </w:r>
+          </w:p>
+        </w:tc>
+      </w:tr>
+      <w:tr>
+        <w:tc>
+          <w:tcPr>
+            <w:tcW w:type="dxa" w:w="1150"/>
+            <w:tcMar>
+              <w:top w:type="dxa" w:w="60"/>
+              <w:left w:type="dxa" w:w="90"/>
+              <w:bottom w:type="dxa" w:w="60"/>
+              <w:right w:type="dxa" w:w="90"/>
+            </w:tcMar>
+          </w:tcPr>
+          <w:p>
+            <w:pPr>
+              <w:spacing w:after="0"/>
+            </w:pPr>
+            <w:r>
+              <w:rPr>
+                <w:b w:val="false"/>
+                <w:bCs w:val="false"/>
+                <w:sz w:val="18"/>
+                <w:szCs w:val="18"/>
+              </w:rPr>
+              <w:t>CP-RF05-06</w:t>
+            </w:r>
+          </w:p>
+        </w:tc>
+        <w:tc>
+          <w:tcPr>
+            <w:tcW w:type="dxa" w:w="1750"/>
+            <w:tcMar>
+              <w:top w:type="dxa" w:w="60"/>
+              <w:left w:type="dxa" w:w="90"/>
+              <w:bottom w:type="dxa" w:w="60"/>
+              <w:right w:type="dxa" w:w="90"/>
+            </w:tcMar>
+          </w:tcPr>
+          <w:p>
+            <w:pPr>
+              <w:spacing w:after="0"/>
+            </w:pPr>
+            <w:r>
+              <w:rPr>
+                <w:b w:val="false"/>
+                <w:bCs w:val="false"/>
+                <w:sz w:val="18"/>
+                <w:szCs w:val="18"/>
+              </w:rPr>
+              <w:t>Enviar de inmediato si la hora del recordatorio ya pasó</w:t>
+            </w:r>
+          </w:p>
+        </w:tc>
+        <w:tc>
+          <w:tcPr>
+            <w:tcW w:type="dxa" w:w="1750"/>
+            <w:tcMar>
+              <w:top w:type="dxa" w:w="60"/>
+              <w:left w:type="dxa" w:w="90"/>
+              <w:bottom w:type="dxa" w:w="60"/>
+              <w:right w:type="dxa" w:w="90"/>
+            </w:tcMar>
+          </w:tcPr>
+          <w:p>
+            <w:pPr>
+              <w:spacing w:after="0"/>
+            </w:pPr>
+            <w:r>
+              <w:rPr>
+                <w:b w:val="false"/>
+                <w:bCs w:val="false"/>
+                <w:sz w:val="18"/>
+                <w:szCs w:val="18"/>
+              </w:rPr>
+              <w:t>Son las 20:00 y el paciente no tiene citas.</w:t>
+            </w:r>
+          </w:p>
+        </w:tc>
+        <w:tc>
+          <w:tcPr>
+            <w:tcW w:type="dxa" w:w="1800"/>
+            <w:tcMar>
+              <w:top w:type="dxa" w:w="60"/>
+              <w:left w:type="dxa" w:w="90"/>
+              <w:bottom w:type="dxa" w:w="60"/>
+              <w:right w:type="dxa" w:w="90"/>
+            </w:tcMar>
+          </w:tcPr>
+          <w:p>
+            <w:pPr>
+              <w:spacing w:after="0"/>
+            </w:pPr>
+            <w:r>
+              <w:rPr>
+                <w:b w:val="false"/>
+                <w:bCs w:val="false"/>
+                <w:sz w:val="18"/>
+                <w:szCs w:val="18"/>
+              </w:rPr>
+              <w:t>Agendar una cita para mañana a las 9:00.</w:t>
+            </w:r>
+          </w:p>
+        </w:tc>
+        <w:tc>
+          <w:tcPr>
+            <w:tcW w:type="dxa" w:w="1910"/>
+            <w:tcMar>
+              <w:top w:type="dxa" w:w="60"/>
+              <w:left w:type="dxa" w:w="90"/>
+              <w:bottom w:type="dxa" w:w="60"/>
+              <w:right w:type="dxa" w:w="90"/>
+            </w:tcMar>
+          </w:tcPr>
+          <w:p>
+            <w:pPr>
+              <w:spacing w:after="0"/>
+            </w:pPr>
+            <w:r>
+              <w:rPr>
+                <w:b w:val="false"/>
+                <w:bCs w:val="false"/>
+                <w:sz w:val="18"/>
+                <w:szCs w:val="18"/>
+              </w:rPr>
+              <w:t>El recordatorio se envía en ese momento, una sola vez: no queda otro envío programado para esa cita.</w:t>
+            </w:r>
+          </w:p>
+        </w:tc>
+        <w:tc>
+          <w:tcPr>
+            <w:tcW w:type="dxa" w:w="1000"/>
+            <w:tcMar>
+              <w:top w:type="dxa" w:w="60"/>
+              <w:left w:type="dxa" w:w="90"/>
+              <w:bottom w:type="dxa" w:w="60"/>
+              <w:right w:type="dxa" w:w="90"/>
+            </w:tcMar>
+          </w:tcPr>
+          <w:p>
+            <w:pPr>
+              <w:spacing w:after="0"/>
+            </w:pPr>
+            <w:r>
+              <w:rPr>
+                <w:b w:val="false"/>
+                <w:bCs w:val="false"/>
+                <w:sz w:val="18"/>
+                <w:szCs w:val="18"/>
+              </w:rPr>
+              <w:t>U, I</w:t>
             </w:r>
           </w:p>
         </w:tc>
@@ -9089,6 +9914,310 @@
           </w:p>
         </w:tc>
       </w:tr>
+      <w:tr>
+        <w:tc>
+          <w:tcPr>
+            <w:tcW w:type="dxa" w:w="1150"/>
+            <w:tcMar>
+              <w:top w:type="dxa" w:w="60"/>
+              <w:left w:type="dxa" w:w="90"/>
+              <w:bottom w:type="dxa" w:w="60"/>
+              <w:right w:type="dxa" w:w="90"/>
+            </w:tcMar>
+          </w:tcPr>
+          <w:p>
+            <w:pPr>
+              <w:spacing w:after="0"/>
+            </w:pPr>
+            <w:r>
+              <w:rPr>
+                <w:b w:val="false"/>
+                <w:bCs w:val="false"/>
+                <w:sz w:val="18"/>
+                <w:szCs w:val="18"/>
+              </w:rPr>
+              <w:t>CP-RF06-05</w:t>
+            </w:r>
+          </w:p>
+        </w:tc>
+        <w:tc>
+          <w:tcPr>
+            <w:tcW w:type="dxa" w:w="1750"/>
+            <w:tcMar>
+              <w:top w:type="dxa" w:w="60"/>
+              <w:left w:type="dxa" w:w="90"/>
+              <w:bottom w:type="dxa" w:w="60"/>
+              <w:right w:type="dxa" w:w="90"/>
+            </w:tcMar>
+          </w:tcPr>
+          <w:p>
+            <w:pPr>
+              <w:spacing w:after="0"/>
+            </w:pPr>
+            <w:r>
+              <w:rPr>
+                <w:b w:val="false"/>
+                <w:bCs w:val="false"/>
+                <w:sz w:val="18"/>
+                <w:szCs w:val="18"/>
+              </w:rPr>
+              <w:t>Rechazar un enlace de gestión inválido</w:t>
+            </w:r>
+          </w:p>
+        </w:tc>
+        <w:tc>
+          <w:tcPr>
+            <w:tcW w:type="dxa" w:w="1750"/>
+            <w:tcMar>
+              <w:top w:type="dxa" w:w="60"/>
+              <w:left w:type="dxa" w:w="90"/>
+              <w:bottom w:type="dxa" w:w="60"/>
+              <w:right w:type="dxa" w:w="90"/>
+            </w:tcMar>
+          </w:tcPr>
+          <w:p>
+            <w:pPr>
+              <w:spacing w:after="0"/>
+            </w:pPr>
+            <w:r>
+              <w:rPr>
+                <w:b w:val="false"/>
+                <w:bCs w:val="false"/>
+                <w:sz w:val="18"/>
+                <w:szCs w:val="18"/>
+              </w:rPr>
+              <w:t>El paciente recibió el recordatorio con el enlace personal de su cita.</w:t>
+            </w:r>
+          </w:p>
+        </w:tc>
+        <w:tc>
+          <w:tcPr>
+            <w:tcW w:type="dxa" w:w="1800"/>
+            <w:tcMar>
+              <w:top w:type="dxa" w:w="60"/>
+              <w:left w:type="dxa" w:w="90"/>
+              <w:bottom w:type="dxa" w:w="60"/>
+              <w:right w:type="dxa" w:w="90"/>
+            </w:tcMar>
+          </w:tcPr>
+          <w:p>
+            <w:pPr>
+              <w:spacing w:after="0"/>
+            </w:pPr>
+            <w:r>
+              <w:rPr>
+                <w:b w:val="false"/>
+                <w:bCs w:val="false"/>
+                <w:sz w:val="18"/>
+                <w:szCs w:val="18"/>
+              </w:rPr>
+              <w:t>Abrir el enlace de gestión con un código alterado o inexistente.</w:t>
+            </w:r>
+          </w:p>
+        </w:tc>
+        <w:tc>
+          <w:tcPr>
+            <w:tcW w:type="dxa" w:w="1910"/>
+            <w:tcMar>
+              <w:top w:type="dxa" w:w="60"/>
+              <w:left w:type="dxa" w:w="90"/>
+              <w:bottom w:type="dxa" w:w="60"/>
+              <w:right w:type="dxa" w:w="90"/>
+            </w:tcMar>
+          </w:tcPr>
+          <w:p>
+            <w:pPr>
+              <w:spacing w:after="0"/>
+            </w:pPr>
+            <w:r>
+              <w:rPr>
+                <w:b w:val="false"/>
+                <w:bCs w:val="false"/>
+                <w:sz w:val="18"/>
+                <w:szCs w:val="18"/>
+              </w:rPr>
+              <w:t>Se informa que el enlace no es válido, no se muestra ningún dato de citas ni de pacientes y ninguna cita cambia de estado.</w:t>
+            </w:r>
+          </w:p>
+        </w:tc>
+        <w:tc>
+          <w:tcPr>
+            <w:tcW w:type="dxa" w:w="1000"/>
+            <w:tcMar>
+              <w:top w:type="dxa" w:w="60"/>
+              <w:left w:type="dxa" w:w="90"/>
+              <w:bottom w:type="dxa" w:w="60"/>
+              <w:right w:type="dxa" w:w="90"/>
+            </w:tcMar>
+          </w:tcPr>
+          <w:p>
+            <w:pPr>
+              <w:spacing w:after="0"/>
+            </w:pPr>
+            <w:r>
+              <w:rPr>
+                <w:b w:val="false"/>
+                <w:bCs w:val="false"/>
+                <w:sz w:val="18"/>
+                <w:szCs w:val="18"/>
+              </w:rPr>
+              <w:t>I, E2E</w:t>
+            </w:r>
+          </w:p>
+        </w:tc>
+      </w:tr>
+      <w:tr>
+        <w:tc>
+          <w:tcPr>
+            <w:tcW w:type="dxa" w:w="1150"/>
+            <w:tcMar>
+              <w:top w:type="dxa" w:w="60"/>
+              <w:left w:type="dxa" w:w="90"/>
+              <w:bottom w:type="dxa" w:w="60"/>
+              <w:right w:type="dxa" w:w="90"/>
+            </w:tcMar>
+          </w:tcPr>
+          <w:p>
+            <w:pPr>
+              <w:spacing w:after="0"/>
+            </w:pPr>
+            <w:r>
+              <w:rPr>
+                <w:b w:val="false"/>
+                <w:bCs w:val="false"/>
+                <w:sz w:val="18"/>
+                <w:szCs w:val="18"/>
+              </w:rPr>
+              <w:t>CP-RF06-06</w:t>
+            </w:r>
+          </w:p>
+        </w:tc>
+        <w:tc>
+          <w:tcPr>
+            <w:tcW w:type="dxa" w:w="1750"/>
+            <w:tcMar>
+              <w:top w:type="dxa" w:w="60"/>
+              <w:left w:type="dxa" w:w="90"/>
+              <w:bottom w:type="dxa" w:w="60"/>
+              <w:right w:type="dxa" w:w="90"/>
+            </w:tcMar>
+          </w:tcPr>
+          <w:p>
+            <w:pPr>
+              <w:spacing w:after="0"/>
+            </w:pPr>
+            <w:r>
+              <w:rPr>
+                <w:b w:val="false"/>
+                <w:bCs w:val="false"/>
+                <w:sz w:val="18"/>
+                <w:szCs w:val="18"/>
+              </w:rPr>
+              <w:t>Avisar si el nuevo horario se ocupa al reprogramar</w:t>
+            </w:r>
+          </w:p>
+        </w:tc>
+        <w:tc>
+          <w:tcPr>
+            <w:tcW w:type="dxa" w:w="1750"/>
+            <w:tcMar>
+              <w:top w:type="dxa" w:w="60"/>
+              <w:left w:type="dxa" w:w="90"/>
+              <w:bottom w:type="dxa" w:w="60"/>
+              <w:right w:type="dxa" w:w="90"/>
+            </w:tcMar>
+          </w:tcPr>
+          <w:p>
+            <w:pPr>
+              <w:spacing w:after="0"/>
+            </w:pPr>
+            <w:r>
+              <w:rPr>
+                <w:b w:val="false"/>
+                <w:bCs w:val="false"/>
+                <w:sz w:val="18"/>
+                <w:szCs w:val="18"/>
+              </w:rPr>
+              <w:t>El paciente está reprogramando su cita y eligió la franja de las 16:00.</w:t>
+            </w:r>
+          </w:p>
+        </w:tc>
+        <w:tc>
+          <w:tcPr>
+            <w:tcW w:type="dxa" w:w="1800"/>
+            <w:tcMar>
+              <w:top w:type="dxa" w:w="60"/>
+              <w:left w:type="dxa" w:w="90"/>
+              <w:bottom w:type="dxa" w:w="60"/>
+              <w:right w:type="dxa" w:w="90"/>
+            </w:tcMar>
+          </w:tcPr>
+          <w:p>
+            <w:pPr>
+              <w:spacing w:after="0"/>
+            </w:pPr>
+            <w:r>
+              <w:rPr>
+                <w:b w:val="false"/>
+                <w:bCs w:val="false"/>
+                <w:sz w:val="18"/>
+                <w:szCs w:val="18"/>
+              </w:rPr>
+              <w:t>Otro usuario reserva las 16:00 antes de que el paciente confirme.</w:t>
+            </w:r>
+          </w:p>
+        </w:tc>
+        <w:tc>
+          <w:tcPr>
+            <w:tcW w:type="dxa" w:w="1910"/>
+            <w:tcMar>
+              <w:top w:type="dxa" w:w="60"/>
+              <w:left w:type="dxa" w:w="90"/>
+              <w:bottom w:type="dxa" w:w="60"/>
+              <w:right w:type="dxa" w:w="90"/>
+            </w:tcMar>
+          </w:tcPr>
+          <w:p>
+            <w:pPr>
+              <w:spacing w:after="0"/>
+            </w:pPr>
+            <w:r>
+              <w:rPr>
+                <w:b w:val="false"/>
+                <w:bCs w:val="false"/>
+                <w:sz w:val="18"/>
+                <w:szCs w:val="18"/>
+              </w:rPr>
+              <w:t>Se informa que el horario ya no está disponible, la cita conserva su horario original y se pide elegir otro.</w:t>
+            </w:r>
+          </w:p>
+        </w:tc>
+        <w:tc>
+          <w:tcPr>
+            <w:tcW w:type="dxa" w:w="1000"/>
+            <w:tcMar>
+              <w:top w:type="dxa" w:w="60"/>
+              <w:left w:type="dxa" w:w="90"/>
+              <w:bottom w:type="dxa" w:w="60"/>
+              <w:right w:type="dxa" w:w="90"/>
+            </w:tcMar>
+          </w:tcPr>
+          <w:p>
+            <w:pPr>
+              <w:spacing w:after="0"/>
+            </w:pPr>
+            <w:r>
+              <w:rPr>
+                <w:b w:val="false"/>
+                <w:bCs w:val="false"/>
+                <w:sz w:val="18"/>
+                <w:szCs w:val="18"/>
+              </w:rPr>
+              <w:t>I</w:t>
+            </w:r>
+          </w:p>
+        </w:tc>
+      </w:tr>
     </w:tbl>
     <w:p>
       <w:pPr>
@@ -10271,6 +11400,158 @@
           </w:p>
         </w:tc>
       </w:tr>
+      <w:tr>
+        <w:tc>
+          <w:tcPr>
+            <w:tcW w:type="dxa" w:w="1150"/>
+            <w:tcMar>
+              <w:top w:type="dxa" w:w="60"/>
+              <w:left w:type="dxa" w:w="90"/>
+              <w:bottom w:type="dxa" w:w="60"/>
+              <w:right w:type="dxa" w:w="90"/>
+            </w:tcMar>
+          </w:tcPr>
+          <w:p>
+            <w:pPr>
+              <w:spacing w:after="0"/>
+            </w:pPr>
+            <w:r>
+              <w:rPr>
+                <w:b w:val="false"/>
+                <w:bCs w:val="false"/>
+                <w:sz w:val="18"/>
+                <w:szCs w:val="18"/>
+              </w:rPr>
+              <w:t>CP-RF08-03</w:t>
+            </w:r>
+          </w:p>
+        </w:tc>
+        <w:tc>
+          <w:tcPr>
+            <w:tcW w:type="dxa" w:w="1750"/>
+            <w:tcMar>
+              <w:top w:type="dxa" w:w="60"/>
+              <w:left w:type="dxa" w:w="90"/>
+              <w:bottom w:type="dxa" w:w="60"/>
+              <w:right w:type="dxa" w:w="90"/>
+            </w:tcMar>
+          </w:tcPr>
+          <w:p>
+            <w:pPr>
+              <w:spacing w:after="0"/>
+            </w:pPr>
+            <w:r>
+              <w:rPr>
+                <w:b w:val="false"/>
+                <w:bCs w:val="false"/>
+                <w:sz w:val="18"/>
+                <w:szCs w:val="18"/>
+              </w:rPr>
+              <w:t>Bloquear la cita manual de un paciente con cita activa</w:t>
+            </w:r>
+          </w:p>
+        </w:tc>
+        <w:tc>
+          <w:tcPr>
+            <w:tcW w:type="dxa" w:w="1750"/>
+            <w:tcMar>
+              <w:top w:type="dxa" w:w="60"/>
+              <w:left w:type="dxa" w:w="90"/>
+              <w:bottom w:type="dxa" w:w="60"/>
+              <w:right w:type="dxa" w:w="90"/>
+            </w:tcMar>
+          </w:tcPr>
+          <w:p>
+            <w:pPr>
+              <w:spacing w:after="0"/>
+            </w:pPr>
+            <w:r>
+              <w:rPr>
+                <w:b w:val="false"/>
+                <w:bCs w:val="false"/>
+                <w:sz w:val="18"/>
+                <w:szCs w:val="18"/>
+              </w:rPr>
+              <w:t>El paciente ya tiene una cita futura activa con su teléfono.</w:t>
+            </w:r>
+          </w:p>
+        </w:tc>
+        <w:tc>
+          <w:tcPr>
+            <w:tcW w:type="dxa" w:w="1800"/>
+            <w:tcMar>
+              <w:top w:type="dxa" w:w="60"/>
+              <w:left w:type="dxa" w:w="90"/>
+              <w:bottom w:type="dxa" w:w="60"/>
+              <w:right w:type="dxa" w:w="90"/>
+            </w:tcMar>
+          </w:tcPr>
+          <w:p>
+            <w:pPr>
+              <w:spacing w:after="0"/>
+            </w:pPr>
+            <w:r>
+              <w:rPr>
+                <w:b w:val="false"/>
+                <w:bCs w:val="false"/>
+                <w:sz w:val="18"/>
+                <w:szCs w:val="18"/>
+              </w:rPr>
+              <w:t>La auxiliar intenta registrarle una cita manual.</w:t>
+            </w:r>
+          </w:p>
+        </w:tc>
+        <w:tc>
+          <w:tcPr>
+            <w:tcW w:type="dxa" w:w="1910"/>
+            <w:tcMar>
+              <w:top w:type="dxa" w:w="60"/>
+              <w:left w:type="dxa" w:w="90"/>
+              <w:bottom w:type="dxa" w:w="60"/>
+              <w:right w:type="dxa" w:w="90"/>
+            </w:tcMar>
+          </w:tcPr>
+          <w:p>
+            <w:pPr>
+              <w:spacing w:after="0"/>
+            </w:pPr>
+            <w:r>
+              <w:rPr>
+                <w:b w:val="false"/>
+                <w:bCs w:val="false"/>
+                <w:sz w:val="18"/>
+                <w:szCs w:val="18"/>
+              </w:rPr>
+              <w:t>Se bloquea el registro y se indica que debe reprogramar o cancelar la cita existente.</w:t>
+            </w:r>
+          </w:p>
+        </w:tc>
+        <w:tc>
+          <w:tcPr>
+            <w:tcW w:type="dxa" w:w="1000"/>
+            <w:tcMar>
+              <w:top w:type="dxa" w:w="60"/>
+              <w:left w:type="dxa" w:w="90"/>
+              <w:bottom w:type="dxa" w:w="60"/>
+              <w:right w:type="dxa" w:w="90"/>
+            </w:tcMar>
+          </w:tcPr>
+          <w:p>
+            <w:pPr>
+              <w:spacing w:after="0"/>
+            </w:pPr>
+            <w:r>
+              <w:rPr>
+                <w:b w:val="false"/>
+                <w:bCs w:val="false"/>
+                <w:sz w:val="18"/>
+                <w:szCs w:val="18"/>
+              </w:rPr>
+              <w:t>U, E2E</w:t>
+            </w:r>
+          </w:p>
+        </w:tc>
+      </w:tr>
     </w:tbl>
     <w:p>
       <w:pPr>
@@ -10554,7 +11835,7 @@
                 <w:sz w:val="18"/>
                 <w:szCs w:val="18"/>
               </w:rPr>
-              <w:t xml:space="preserve">Existen usuarios con cada rol.</w:t>
+              <w:t>Existen usuarios con los roles auxiliar y odontólogo.</w:t>
             </w:r>
           </w:p>
         </w:tc>
@@ -10858,7 +12139,7 @@
                 <w:sz w:val="18"/>
                 <w:szCs w:val="18"/>
               </w:rPr>
-              <w:t xml:space="preserve">Sesión iniciada con rol paciente.</w:t>
+              <w:t>Sesión iniciada con rol odontólogo.</w:t>
             </w:r>
           </w:p>
         </w:tc>
@@ -12103,7 +13384,7 @@
                 <w:sz w:val="18"/>
                 <w:szCs w:val="18"/>
               </w:rPr>
-              <w:t xml:space="preserve">CP-RNF02-01</w:t>
+              <w:t>CP-RNF01-01</w:t>
             </w:r>
           </w:p>
         </w:tc>
@@ -12128,7 +13409,7 @@
                 <w:sz w:val="18"/>
                 <w:szCs w:val="18"/>
               </w:rPr>
-              <w:t xml:space="preserve">RNF02</w:t>
+              <w:t>RNF01</w:t>
             </w:r>
           </w:p>
         </w:tc>
@@ -12153,7 +13434,7 @@
                 <w:sz w:val="18"/>
                 <w:szCs w:val="18"/>
               </w:rPr>
-              <w:t xml:space="preserve">Pedir a tres personas, incluida una persona adulta mayor, que agenden una cita sin ayuda.</w:t>
+              <w:t>Abrir el sistema desde el computador de la clínica, con su navegador y conexión actuales, y completar un agendamiento y una consulta de agenda.</w:t>
             </w:r>
           </w:p>
         </w:tc>
@@ -12178,7 +13459,7 @@
                 <w:sz w:val="18"/>
                 <w:szCs w:val="18"/>
               </w:rPr>
-              <w:t xml:space="preserve">Todas completan el flujo en máximo 3 pasos.</w:t>
+              <w:t>Todo funciona sin instalar programas ni hardware adicional.</w:t>
             </w:r>
           </w:p>
         </w:tc>
@@ -12203,7 +13484,7 @@
                 <w:sz w:val="18"/>
                 <w:szCs w:val="18"/>
               </w:rPr>
-              <w:t xml:space="preserve">M</w:t>
+              <w:t>M</w:t>
             </w:r>
           </w:p>
         </w:tc>
@@ -12230,6 +13511,133 @@
                 <w:sz w:val="18"/>
                 <w:szCs w:val="18"/>
               </w:rPr>
+              <w:t xml:space="preserve">CP-RNF02-01</w:t>
+            </w:r>
+          </w:p>
+        </w:tc>
+        <w:tc>
+          <w:tcPr>
+            <w:tcW w:type="dxa" w:w="1100"/>
+            <w:tcMar>
+              <w:top w:type="dxa" w:w="60"/>
+              <w:left w:type="dxa" w:w="90"/>
+              <w:bottom w:type="dxa" w:w="60"/>
+              <w:right w:type="dxa" w:w="90"/>
+            </w:tcMar>
+          </w:tcPr>
+          <w:p>
+            <w:pPr>
+              <w:spacing w:after="0"/>
+            </w:pPr>
+            <w:r>
+              <w:rPr>
+                <w:b w:val="false"/>
+                <w:bCs w:val="false"/>
+                <w:sz w:val="18"/>
+                <w:szCs w:val="18"/>
+              </w:rPr>
+              <w:t xml:space="preserve">RNF02</w:t>
+            </w:r>
+          </w:p>
+        </w:tc>
+        <w:tc>
+          <w:tcPr>
+            <w:tcW w:type="dxa" w:w="3400"/>
+            <w:tcMar>
+              <w:top w:type="dxa" w:w="60"/>
+              <w:left w:type="dxa" w:w="90"/>
+              <w:bottom w:type="dxa" w:w="60"/>
+              <w:right w:type="dxa" w:w="90"/>
+            </w:tcMar>
+          </w:tcPr>
+          <w:p>
+            <w:pPr>
+              <w:spacing w:after="0"/>
+            </w:pPr>
+            <w:r>
+              <w:rPr>
+                <w:b w:val="false"/>
+                <w:bCs w:val="false"/>
+                <w:sz w:val="18"/>
+                <w:szCs w:val="18"/>
+              </w:rPr>
+              <w:t xml:space="preserve">Pedir a tres personas, incluida una persona adulta mayor, que agenden una cita sin ayuda.</w:t>
+            </w:r>
+          </w:p>
+        </w:tc>
+        <w:tc>
+          <w:tcPr>
+            <w:tcW w:type="dxa" w:w="2560"/>
+            <w:tcMar>
+              <w:top w:type="dxa" w:w="60"/>
+              <w:left w:type="dxa" w:w="90"/>
+              <w:bottom w:type="dxa" w:w="60"/>
+              <w:right w:type="dxa" w:w="90"/>
+            </w:tcMar>
+          </w:tcPr>
+          <w:p>
+            <w:pPr>
+              <w:spacing w:after="0"/>
+            </w:pPr>
+            <w:r>
+              <w:rPr>
+                <w:b w:val="false"/>
+                <w:bCs w:val="false"/>
+                <w:sz w:val="18"/>
+                <w:szCs w:val="18"/>
+              </w:rPr>
+              <w:t xml:space="preserve">Todas completan el flujo en máximo 3 pasos.</w:t>
+            </w:r>
+          </w:p>
+        </w:tc>
+        <w:tc>
+          <w:tcPr>
+            <w:tcW w:type="dxa" w:w="1000"/>
+            <w:tcMar>
+              <w:top w:type="dxa" w:w="60"/>
+              <w:left w:type="dxa" w:w="90"/>
+              <w:bottom w:type="dxa" w:w="60"/>
+              <w:right w:type="dxa" w:w="90"/>
+            </w:tcMar>
+          </w:tcPr>
+          <w:p>
+            <w:pPr>
+              <w:spacing w:after="0"/>
+            </w:pPr>
+            <w:r>
+              <w:rPr>
+                <w:b w:val="false"/>
+                <w:bCs w:val="false"/>
+                <w:sz w:val="18"/>
+                <w:szCs w:val="18"/>
+              </w:rPr>
+              <w:t xml:space="preserve">M</w:t>
+            </w:r>
+          </w:p>
+        </w:tc>
+      </w:tr>
+      <w:tr>
+        <w:tc>
+          <w:tcPr>
+            <w:tcW w:type="dxa" w:w="1300"/>
+            <w:tcMar>
+              <w:top w:type="dxa" w:w="60"/>
+              <w:left w:type="dxa" w:w="90"/>
+              <w:bottom w:type="dxa" w:w="60"/>
+              <w:right w:type="dxa" w:w="90"/>
+            </w:tcMar>
+          </w:tcPr>
+          <w:p>
+            <w:pPr>
+              <w:spacing w:after="0"/>
+            </w:pPr>
+            <w:r>
+              <w:rPr>
+                <w:b w:val="false"/>
+                <w:bCs w:val="false"/>
+                <w:sz w:val="18"/>
+                <w:szCs w:val="18"/>
+              </w:rPr>
               <w:t xml:space="preserve">CP-RNF03-01</w:t>
             </w:r>
           </w:p>
@@ -12305,7 +13713,7 @@
                 <w:sz w:val="18"/>
                 <w:szCs w:val="18"/>
               </w:rPr>
-              <w:t xml:space="preserve">Las contraseñas están cifradas con bcrypt, nunca en texto plano.</w:t>
+              <w:t>Las contraseñas se guardan como hash bcrypt, nunca en texto plano.</w:t>
             </w:r>
           </w:p>
         </w:tc>
@@ -12331,6 +13739,133 @@
                 <w:szCs w:val="18"/>
               </w:rPr>
               <w:t xml:space="preserve">I</w:t>
+            </w:r>
+          </w:p>
+        </w:tc>
+      </w:tr>
+      <w:tr>
+        <w:tc>
+          <w:tcPr>
+            <w:tcW w:type="dxa" w:w="1300"/>
+            <w:tcMar>
+              <w:top w:type="dxa" w:w="60"/>
+              <w:left w:type="dxa" w:w="90"/>
+              <w:bottom w:type="dxa" w:w="60"/>
+              <w:right w:type="dxa" w:w="90"/>
+            </w:tcMar>
+          </w:tcPr>
+          <w:p>
+            <w:pPr>
+              <w:spacing w:after="0"/>
+            </w:pPr>
+            <w:r>
+              <w:rPr>
+                <w:b w:val="false"/>
+                <w:bCs w:val="false"/>
+                <w:sz w:val="18"/>
+                <w:szCs w:val="18"/>
+              </w:rPr>
+              <w:t>CP-RNF03-02</w:t>
+            </w:r>
+          </w:p>
+        </w:tc>
+        <w:tc>
+          <w:tcPr>
+            <w:tcW w:type="dxa" w:w="1100"/>
+            <w:tcMar>
+              <w:top w:type="dxa" w:w="60"/>
+              <w:left w:type="dxa" w:w="90"/>
+              <w:bottom w:type="dxa" w:w="60"/>
+              <w:right w:type="dxa" w:w="90"/>
+            </w:tcMar>
+          </w:tcPr>
+          <w:p>
+            <w:pPr>
+              <w:spacing w:after="0"/>
+            </w:pPr>
+            <w:r>
+              <w:rPr>
+                <w:b w:val="false"/>
+                <w:bCs w:val="false"/>
+                <w:sz w:val="18"/>
+                <w:szCs w:val="18"/>
+              </w:rPr>
+              <w:t>RNF03</w:t>
+            </w:r>
+          </w:p>
+        </w:tc>
+        <w:tc>
+          <w:tcPr>
+            <w:tcW w:type="dxa" w:w="3400"/>
+            <w:tcMar>
+              <w:top w:type="dxa" w:w="60"/>
+              <w:left w:type="dxa" w:w="90"/>
+              <w:bottom w:type="dxa" w:w="60"/>
+              <w:right w:type="dxa" w:w="90"/>
+            </w:tcMar>
+          </w:tcPr>
+          <w:p>
+            <w:pPr>
+              <w:spacing w:after="0"/>
+            </w:pPr>
+            <w:r>
+              <w:rPr>
+                <w:b w:val="false"/>
+                <w:bCs w:val="false"/>
+                <w:sz w:val="18"/>
+                <w:szCs w:val="18"/>
+              </w:rPr>
+              <w:t>Consultar la disponibilidad pública sin sesión, en la web y en la API.</w:t>
+            </w:r>
+          </w:p>
+        </w:tc>
+        <w:tc>
+          <w:tcPr>
+            <w:tcW w:type="dxa" w:w="2560"/>
+            <w:tcMar>
+              <w:top w:type="dxa" w:w="60"/>
+              <w:left w:type="dxa" w:w="90"/>
+              <w:bottom w:type="dxa" w:w="60"/>
+              <w:right w:type="dxa" w:w="90"/>
+            </w:tcMar>
+          </w:tcPr>
+          <w:p>
+            <w:pPr>
+              <w:spacing w:after="0"/>
+            </w:pPr>
+            <w:r>
+              <w:rPr>
+                <w:b w:val="false"/>
+                <w:bCs w:val="false"/>
+                <w:sz w:val="18"/>
+                <w:szCs w:val="18"/>
+              </w:rPr>
+              <w:t>La respuesta solo contiene franjas libres; no incluye nombres, teléfonos ni datos de otras citas.</w:t>
+            </w:r>
+          </w:p>
+        </w:tc>
+        <w:tc>
+          <w:tcPr>
+            <w:tcW w:type="dxa" w:w="1000"/>
+            <w:tcMar>
+              <w:top w:type="dxa" w:w="60"/>
+              <w:left w:type="dxa" w:w="90"/>
+              <w:bottom w:type="dxa" w:w="60"/>
+              <w:right w:type="dxa" w:w="90"/>
+            </w:tcMar>
+          </w:tcPr>
+          <w:p>
+            <w:pPr>
+              <w:spacing w:after="0"/>
+            </w:pPr>
+            <w:r>
+              <w:rPr>
+                <w:b w:val="false"/>
+                <w:bCs w:val="false"/>
+                <w:sz w:val="18"/>
+                <w:szCs w:val="18"/>
+              </w:rPr>
+              <w:t>I</w:t>
             </w:r>
           </w:p>
         </w:tc>
@@ -14989,7 +16524,7 @@
                 <w:sz w:val="18"/>
                 <w:szCs w:val="18"/>
               </w:rPr>
-              <w:t xml:space="preserve">CP-RF04-01 a CP-RF04-03</w:t>
+              <w:t>CP-RF04-01 a CP-RF04-05</w:t>
             </w:r>
           </w:p>
         </w:tc>
@@ -15116,7 +16651,7 @@
                 <w:sz w:val="18"/>
                 <w:szCs w:val="18"/>
               </w:rPr>
-              <w:t xml:space="preserve">CP-RF05-01 a CP-RF05-04</w:t>
+              <w:t>CP-RF05-01 a CP-RF05-06</w:t>
             </w:r>
           </w:p>
         </w:tc>
@@ -15243,7 +16778,7 @@
                 <w:sz w:val="18"/>
                 <w:szCs w:val="18"/>
               </w:rPr>
-              <w:t xml:space="preserve">CP-RF06-01 a CP-RF06-04</w:t>
+              <w:t>CP-RF06-01 a CP-RF06-06</w:t>
             </w:r>
           </w:p>
         </w:tc>
@@ -15497,7 +17032,7 @@
                 <w:sz w:val="18"/>
                 <w:szCs w:val="18"/>
               </w:rPr>
-              <w:t xml:space="preserve">CP-RF08-01 y CP-RF08-02</w:t>
+              <w:t>CP-RF08-01 a CP-RF08-03</w:t>
             </w:r>
           </w:p>
         </w:tc>
@@ -15803,7 +17338,7 @@
                 <w:sz w:val="18"/>
                 <w:szCs w:val="18"/>
               </w:rPr>
-              <w:t xml:space="preserve">RNF02</w:t>
+              <w:t>RNF01</w:t>
             </w:r>
           </w:p>
         </w:tc>
@@ -15828,7 +17363,7 @@
                 <w:sz w:val="18"/>
                 <w:szCs w:val="18"/>
               </w:rPr>
-              <w:t xml:space="preserve">—</w:t>
+              <w:t>—</w:t>
             </w:r>
           </w:p>
         </w:tc>
@@ -15853,7 +17388,7 @@
                 <w:sz w:val="18"/>
                 <w:szCs w:val="18"/>
               </w:rPr>
-              <w:t xml:space="preserve">Agendamiento en máximo 3 pasos</w:t>
+              <w:t>Compatibilidad con la infraestructura existente</w:t>
             </w:r>
           </w:p>
         </w:tc>
@@ -15878,7 +17413,7 @@
                 <w:sz w:val="18"/>
                 <w:szCs w:val="18"/>
               </w:rPr>
-              <w:t xml:space="preserve">CP-RNF02-01</w:t>
+              <w:t>CP-RNF01-01</w:t>
             </w:r>
           </w:p>
         </w:tc>
@@ -15903,7 +17438,7 @@
                 <w:sz w:val="18"/>
                 <w:szCs w:val="18"/>
               </w:rPr>
-              <w:t xml:space="preserve">Pendiente</w:t>
+              <w:t>Pendiente</w:t>
             </w:r>
           </w:p>
         </w:tc>
@@ -15930,6 +17465,133 @@
                 <w:sz w:val="18"/>
                 <w:szCs w:val="18"/>
               </w:rPr>
+              <w:t xml:space="preserve">RNF02</w:t>
+            </w:r>
+          </w:p>
+        </w:tc>
+        <w:tc>
+          <w:tcPr>
+            <w:tcW w:type="dxa" w:w="1000"/>
+            <w:tcMar>
+              <w:top w:type="dxa" w:w="60"/>
+              <w:left w:type="dxa" w:w="90"/>
+              <w:bottom w:type="dxa" w:w="60"/>
+              <w:right w:type="dxa" w:w="90"/>
+            </w:tcMar>
+          </w:tcPr>
+          <w:p>
+            <w:pPr>
+              <w:spacing w:after="0"/>
+            </w:pPr>
+            <w:r>
+              <w:rPr>
+                <w:b w:val="false"/>
+                <w:bCs w:val="false"/>
+                <w:sz w:val="18"/>
+                <w:szCs w:val="18"/>
+              </w:rPr>
+              <w:t xml:space="preserve">—</w:t>
+            </w:r>
+          </w:p>
+        </w:tc>
+        <w:tc>
+          <w:tcPr>
+            <w:tcW w:type="dxa" w:w="3200"/>
+            <w:tcMar>
+              <w:top w:type="dxa" w:w="60"/>
+              <w:left w:type="dxa" w:w="90"/>
+              <w:bottom w:type="dxa" w:w="60"/>
+              <w:right w:type="dxa" w:w="90"/>
+            </w:tcMar>
+          </w:tcPr>
+          <w:p>
+            <w:pPr>
+              <w:spacing w:after="0"/>
+            </w:pPr>
+            <w:r>
+              <w:rPr>
+                <w:b w:val="false"/>
+                <w:bCs w:val="false"/>
+                <w:sz w:val="18"/>
+                <w:szCs w:val="18"/>
+              </w:rPr>
+              <w:t xml:space="preserve">Agendamiento en máximo 3 pasos</w:t>
+            </w:r>
+          </w:p>
+        </w:tc>
+        <w:tc>
+          <w:tcPr>
+            <w:tcW w:type="dxa" w:w="2760"/>
+            <w:tcMar>
+              <w:top w:type="dxa" w:w="60"/>
+              <w:left w:type="dxa" w:w="90"/>
+              <w:bottom w:type="dxa" w:w="60"/>
+              <w:right w:type="dxa" w:w="90"/>
+            </w:tcMar>
+          </w:tcPr>
+          <w:p>
+            <w:pPr>
+              <w:spacing w:after="0"/>
+            </w:pPr>
+            <w:r>
+              <w:rPr>
+                <w:b w:val="false"/>
+                <w:bCs w:val="false"/>
+                <w:sz w:val="18"/>
+                <w:szCs w:val="18"/>
+              </w:rPr>
+              <w:t xml:space="preserve">CP-RNF02-01</w:t>
+            </w:r>
+          </w:p>
+        </w:tc>
+        <w:tc>
+          <w:tcPr>
+            <w:tcW w:type="dxa" w:w="1200"/>
+            <w:tcMar>
+              <w:top w:type="dxa" w:w="60"/>
+              <w:left w:type="dxa" w:w="90"/>
+              <w:bottom w:type="dxa" w:w="60"/>
+              <w:right w:type="dxa" w:w="90"/>
+            </w:tcMar>
+          </w:tcPr>
+          <w:p>
+            <w:pPr>
+              <w:spacing w:after="0"/>
+            </w:pPr>
+            <w:r>
+              <w:rPr>
+                <w:b w:val="false"/>
+                <w:bCs w:val="false"/>
+                <w:sz w:val="18"/>
+                <w:szCs w:val="18"/>
+              </w:rPr>
+              <w:t xml:space="preserve">Pendiente</w:t>
+            </w:r>
+          </w:p>
+        </w:tc>
+      </w:tr>
+      <w:tr>
+        <w:tc>
+          <w:tcPr>
+            <w:tcW w:type="dxa" w:w="1200"/>
+            <w:tcMar>
+              <w:top w:type="dxa" w:w="60"/>
+              <w:left w:type="dxa" w:w="90"/>
+              <w:bottom w:type="dxa" w:w="60"/>
+              <w:right w:type="dxa" w:w="90"/>
+            </w:tcMar>
+          </w:tcPr>
+          <w:p>
+            <w:pPr>
+              <w:spacing w:after="0"/>
+            </w:pPr>
+            <w:r>
+              <w:rPr>
+                <w:b w:val="false"/>
+                <w:bCs w:val="false"/>
+                <w:sz w:val="18"/>
+                <w:szCs w:val="18"/>
+              </w:rPr>
               <w:t xml:space="preserve">RNF03</w:t>
             </w:r>
           </w:p>
@@ -16005,7 +17667,7 @@
                 <w:sz w:val="18"/>
                 <w:szCs w:val="18"/>
               </w:rPr>
-              <w:t xml:space="preserve">CP-RNF03-01</w:t>
+              <w:t>CP-RNF03-01 y CP-RNF03-02</w:t>
             </w:r>
           </w:p>
         </w:tc>
@@ -16185,7 +17847,7 @@
         <w:spacing w:after="120" w:before="0"/>
       </w:pPr>
       <w:r>
-        <w:t xml:space="preserve">El informe de cierre se diligencia al final del último ciclo con las métricas de la ejecución. En la versión 1.0 de este plan las pruebas aún no se han ejecutado, por lo que los resultados quedan pendientes.</w:t>
+        <w:t>El informe de cierre se diligencia al final del último ciclo con las métricas de la ejecución. En la versión 1.2 de este plan las pruebas aún no se han ejecutado, por lo que los resultados quedan pendientes.</w:t>
       </w:r>
     </w:p>
     <w:tbl>
@@ -17101,7 +18763,7 @@
                 <w:sz w:val="18"/>
                 <w:szCs w:val="18"/>
               </w:rPr>
-              <w:t xml:space="preserve">13 de 13</w:t>
+              <w:t>14 de 14</w:t>
             </w:r>
           </w:p>
         </w:tc>
